--- a/docs/evaluation/llm_salvage/llm_salvage_analysis.docx
+++ b/docs/evaluation/llm_salvage/llm_salvage_analysis.docx
@@ -126,7 +126,7 @@
           <w:rFonts w:ascii="Calibri" w:hAnsi="Calibri"/>
           <w:sz w:val="22"/>
         </w:rPr>
-        <w:t>March 02, 2026</w:t>
+        <w:t>March 03, 2026</w:t>
       </w:r>
     </w:p>
     <w:p>
